--- a/backend/src/document-templates/judicial_report/1. Отчёт финансового управляющего о результатах реализации имущества.docx
+++ b/backend/src/document-templates/judicial_report/1. Отчёт финансового управляющего о результатах реализации имущества.docx
@@ -4401,7 +4401,7 @@
                 <w:sz w:val="20"/>
                 <w:szCs w:val="20"/>
               </w:rPr>
-              <w:t>0,00</w:t>
+              <w:t xml:space="preserve">{{ realEstateManagerTotal }}</w:t>
             </w:r>
           </w:p>
         </w:tc>
@@ -4430,7 +4430,7 @@
                 <w:sz w:val="20"/>
                 <w:szCs w:val="20"/>
               </w:rPr>
-              <w:t>0,00</w:t>
+              <w:t xml:space="preserve">{{ realEstateAppraiserTotal }}</w:t>
             </w:r>
           </w:p>
         </w:tc>
@@ -4488,7 +4488,7 @@
                 <w:sz w:val="20"/>
                 <w:szCs w:val="20"/>
               </w:rPr>
-              <w:t>0,00</w:t>
+              <w:t xml:space="preserve">{{ realEstateExcludedTotal }}</w:t>
             </w:r>
           </w:p>
         </w:tc>
@@ -4517,11 +4517,10 @@
             </w:pPr>
             <w:r>
               <w:rPr>
-                <w:color w:val="FF0000"/>
-                <w:sz w:val="20"/>
-                <w:szCs w:val="20"/>
-              </w:rPr>
-              <w:t>квартира в многоквартирном доме (кадастровый номер 78:15:0000:15:350) на праве общей долевой собственности (доля в праве ½), площадью 78,8 кв.м., расположенная по адресу: г. Санкт-Петербург, ул. Савушкина, д. 18, кв. 18</w:t>
+                <w:sz w:val="20"/>
+                <w:szCs w:val="20"/>
+              </w:rPr>
+              <w:t xml:space="preserve">${report_real_estate}${$reportRealEstate.name}</w:t>
             </w:r>
           </w:p>
         </w:tc>
@@ -4550,7 +4549,7 @@
                 <w:sz w:val="20"/>
                 <w:szCs w:val="20"/>
               </w:rPr>
-              <w:t>0,00</w:t>
+              <w:t xml:space="preserve">${$reportRealEstate.managerValuation}</w:t>
             </w:r>
           </w:p>
         </w:tc>
@@ -4579,7 +4578,7 @@
                 <w:sz w:val="20"/>
                 <w:szCs w:val="20"/>
               </w:rPr>
-              <w:t>0,00</w:t>
+              <w:t xml:space="preserve">${$reportRealEstate.appraiserValuation}</w:t>
             </w:r>
           </w:p>
         </w:tc>
@@ -4608,7 +4607,7 @@
                 <w:sz w:val="20"/>
                 <w:szCs w:val="20"/>
               </w:rPr>
-              <w:t>–</w:t>
+              <w:t xml:space="preserve">${$reportRealEstate.pledgeInfo}</w:t>
             </w:r>
           </w:p>
         </w:tc>
@@ -4637,7 +4636,7 @@
                 <w:sz w:val="20"/>
                 <w:szCs w:val="20"/>
               </w:rPr>
-              <w:t>0,00</w:t>
+              <w:t xml:space="preserve">${$reportRealEstate.exclusionText}${/report_real_estate}</w:t>
             </w:r>
           </w:p>
         </w:tc>
@@ -4696,7 +4695,7 @@
                 <w:sz w:val="20"/>
                 <w:szCs w:val="20"/>
               </w:rPr>
-              <w:t>0,00</w:t>
+              <w:t xml:space="preserve">{{ movableManagerTotal }}</w:t>
             </w:r>
           </w:p>
         </w:tc>
@@ -4725,7 +4724,7 @@
                 <w:sz w:val="20"/>
                 <w:szCs w:val="20"/>
               </w:rPr>
-              <w:t>0,00</w:t>
+              <w:t xml:space="preserve">{{ movableAppraiserTotal }}</w:t>
             </w:r>
           </w:p>
         </w:tc>
@@ -4783,7 +4782,7 @@
                 <w:sz w:val="20"/>
                 <w:szCs w:val="20"/>
               </w:rPr>
-              <w:t>0,00</w:t>
+              <w:t xml:space="preserve">{{ movableExcludedTotal }}</w:t>
             </w:r>
           </w:p>
         </w:tc>
@@ -4814,7 +4813,7 @@
                 <w:sz w:val="20"/>
                 <w:szCs w:val="20"/>
               </w:rPr>
-              <w:t>–</w:t>
+              <w:t xml:space="preserve">${report_movable}${$reportMovable.name}</w:t>
             </w:r>
           </w:p>
         </w:tc>
@@ -4843,7 +4842,7 @@
                 <w:sz w:val="20"/>
                 <w:szCs w:val="20"/>
               </w:rPr>
-              <w:t>–</w:t>
+              <w:t xml:space="preserve">${$reportMovable.managerValuation}</w:t>
             </w:r>
           </w:p>
         </w:tc>
@@ -4872,7 +4871,7 @@
                 <w:sz w:val="20"/>
                 <w:szCs w:val="20"/>
               </w:rPr>
-              <w:t>–</w:t>
+              <w:t xml:space="preserve">${$reportMovable.appraiserValuation}</w:t>
             </w:r>
           </w:p>
         </w:tc>
@@ -4901,7 +4900,7 @@
                 <w:sz w:val="20"/>
                 <w:szCs w:val="20"/>
               </w:rPr>
-              <w:t>–</w:t>
+              <w:t xml:space="preserve">${$reportMovable.pledgeInfo}</w:t>
             </w:r>
           </w:p>
         </w:tc>
@@ -4930,7 +4929,7 @@
                 <w:sz w:val="20"/>
                 <w:szCs w:val="20"/>
               </w:rPr>
-              <w:t>–</w:t>
+              <w:t xml:space="preserve">${$reportMovable.exclusionText}${/report_movable}</w:t>
             </w:r>
           </w:p>
         </w:tc>
@@ -6454,7 +6453,7 @@
                 <w:sz w:val="20"/>
                 <w:szCs w:val="20"/>
               </w:rPr>
-              <w:t>0,00</w:t>
+              <w:t xml:space="preserve">{{ propertyManagerTotal }}</w:t>
             </w:r>
           </w:p>
         </w:tc>
@@ -6483,7 +6482,7 @@
                 <w:sz w:val="20"/>
                 <w:szCs w:val="20"/>
               </w:rPr>
-              <w:t>0,00</w:t>
+              <w:t xml:space="preserve">{{ propertyAppraiserTotal }}</w:t>
             </w:r>
           </w:p>
         </w:tc>
@@ -6541,7 +6540,7 @@
                 <w:sz w:val="20"/>
                 <w:szCs w:val="20"/>
               </w:rPr>
-              <w:t>0,00</w:t>
+              <w:t xml:space="preserve">{{ propertyExcludedTotal }}</w:t>
             </w:r>
           </w:p>
         </w:tc>

--- a/backend/src/document-templates/judicial_report/1. Отчёт финансового управляющего о результатах реализации имущества.docx
+++ b/backend/src/document-templates/judicial_report/1. Отчёт финансового управляющего о результатах реализации имущества.docx
@@ -4988,7 +4988,7 @@
                 <w:sz w:val="20"/>
                 <w:szCs w:val="20"/>
               </w:rPr>
-              <w:t>0,00</w:t>
+              <w:t xml:space="preserve">{{ moneyManagerTotal }}</w:t>
             </w:r>
           </w:p>
         </w:tc>
@@ -5017,7 +5017,7 @@
                 <w:sz w:val="20"/>
                 <w:szCs w:val="20"/>
               </w:rPr>
-              <w:t>0,00</w:t>
+              <w:t xml:space="preserve">{{ moneyAppraiserTotal }}</w:t>
             </w:r>
           </w:p>
         </w:tc>
@@ -5075,7 +5075,7 @@
                 <w:sz w:val="20"/>
                 <w:szCs w:val="20"/>
               </w:rPr>
-              <w:t>0,00</w:t>
+              <w:t xml:space="preserve">{{ moneyExcludedTotal }}</w:t>
             </w:r>
           </w:p>
         </w:tc>
@@ -5106,7 +5106,7 @@
                 <w:sz w:val="20"/>
                 <w:szCs w:val="20"/>
               </w:rPr>
-              <w:t>–</w:t>
+              <w:t xml:space="preserve">${report_moneys}${$reportMoney.name}</w:t>
             </w:r>
           </w:p>
         </w:tc>
@@ -5135,7 +5135,7 @@
                 <w:sz w:val="20"/>
                 <w:szCs w:val="20"/>
               </w:rPr>
-              <w:t>–</w:t>
+              <w:t xml:space="preserve">${$reportMoney.managerValuation}</w:t>
             </w:r>
           </w:p>
         </w:tc>
@@ -5164,7 +5164,7 @@
                 <w:sz w:val="20"/>
                 <w:szCs w:val="20"/>
               </w:rPr>
-              <w:t>–</w:t>
+              <w:t xml:space="preserve">${$reportMoney.appraiserValuation}</w:t>
             </w:r>
           </w:p>
         </w:tc>
@@ -5193,7 +5193,7 @@
                 <w:sz w:val="20"/>
                 <w:szCs w:val="20"/>
               </w:rPr>
-              <w:t>–</w:t>
+              <w:t xml:space="preserve">${$reportMoney.pledgeInfo}</w:t>
             </w:r>
           </w:p>
         </w:tc>
@@ -5222,7 +5222,7 @@
                 <w:sz w:val="20"/>
                 <w:szCs w:val="20"/>
               </w:rPr>
-              <w:t>–</w:t>
+              <w:t xml:space="preserve">${$reportMoney.exclusionText}${/report_moneys}</w:t>
             </w:r>
           </w:p>
         </w:tc>
@@ -5281,7 +5281,7 @@
                 <w:sz w:val="20"/>
                 <w:szCs w:val="20"/>
               </w:rPr>
-              <w:t>0,00</w:t>
+              <w:t xml:space="preserve">{{ receivablesManagerTotal }}</w:t>
             </w:r>
           </w:p>
         </w:tc>
@@ -5310,7 +5310,7 @@
                 <w:sz w:val="20"/>
                 <w:szCs w:val="20"/>
               </w:rPr>
-              <w:t>0,00</w:t>
+              <w:t xml:space="preserve">{{ receivablesAppraiserTotal }}</w:t>
             </w:r>
           </w:p>
         </w:tc>
@@ -5368,7 +5368,7 @@
                 <w:sz w:val="20"/>
                 <w:szCs w:val="20"/>
               </w:rPr>
-              <w:t>0,00</w:t>
+              <w:t xml:space="preserve">{{ receivablesExcludedTotal }}</w:t>
             </w:r>
           </w:p>
         </w:tc>
@@ -5399,7 +5399,7 @@
                 <w:sz w:val="20"/>
                 <w:szCs w:val="20"/>
               </w:rPr>
-              <w:t>–</w:t>
+              <w:t xml:space="preserve">${report_receivables}${$reportReceivables.name}</w:t>
             </w:r>
           </w:p>
         </w:tc>
@@ -5428,7 +5428,7 @@
                 <w:sz w:val="20"/>
                 <w:szCs w:val="20"/>
               </w:rPr>
-              <w:t>–</w:t>
+              <w:t xml:space="preserve">${$reportReceivables.managerValuation}</w:t>
             </w:r>
           </w:p>
         </w:tc>
@@ -5457,7 +5457,7 @@
                 <w:sz w:val="20"/>
                 <w:szCs w:val="20"/>
               </w:rPr>
-              <w:t>–</w:t>
+              <w:t xml:space="preserve">${$reportReceivables.appraiserValuation}</w:t>
             </w:r>
           </w:p>
         </w:tc>
@@ -5486,7 +5486,7 @@
                 <w:sz w:val="20"/>
                 <w:szCs w:val="20"/>
               </w:rPr>
-              <w:t>–</w:t>
+              <w:t xml:space="preserve">${$reportReceivables.pledgeInfo}</w:t>
             </w:r>
           </w:p>
         </w:tc>
@@ -5515,7 +5515,7 @@
                 <w:sz w:val="20"/>
                 <w:szCs w:val="20"/>
               </w:rPr>
-              <w:t>–</w:t>
+              <w:t xml:space="preserve">${$reportReceivables.exclusionText}${/report_receivables}</w:t>
             </w:r>
           </w:p>
         </w:tc>
@@ -5574,7 +5574,7 @@
                 <w:sz w:val="20"/>
                 <w:szCs w:val="20"/>
               </w:rPr>
-              <w:t>0,00</w:t>
+              <w:t xml:space="preserve">{{ sharesManagerTotal }}</w:t>
             </w:r>
           </w:p>
         </w:tc>
@@ -5603,7 +5603,7 @@
                 <w:sz w:val="20"/>
                 <w:szCs w:val="20"/>
               </w:rPr>
-              <w:t>0,00</w:t>
+              <w:t xml:space="preserve">{{ sharesAppraiserTotal }}</w:t>
             </w:r>
           </w:p>
         </w:tc>
@@ -5661,7 +5661,7 @@
                 <w:sz w:val="20"/>
                 <w:szCs w:val="20"/>
               </w:rPr>
-              <w:t>0,00</w:t>
+              <w:t xml:space="preserve">{{ sharesExcludedTotal }}</w:t>
             </w:r>
           </w:p>
         </w:tc>
@@ -5692,7 +5692,7 @@
                 <w:sz w:val="20"/>
                 <w:szCs w:val="20"/>
               </w:rPr>
-              <w:t>–</w:t>
+              <w:t xml:space="preserve">${report_shares}${$reportShares.name}</w:t>
             </w:r>
           </w:p>
         </w:tc>
@@ -5721,7 +5721,7 @@
                 <w:sz w:val="20"/>
                 <w:szCs w:val="20"/>
               </w:rPr>
-              <w:t>–</w:t>
+              <w:t xml:space="preserve">${$reportShares.managerValuation}</w:t>
             </w:r>
           </w:p>
         </w:tc>
@@ -5750,7 +5750,7 @@
                 <w:sz w:val="20"/>
                 <w:szCs w:val="20"/>
               </w:rPr>
-              <w:t>–</w:t>
+              <w:t xml:space="preserve">${$reportShares.appraiserValuation}</w:t>
             </w:r>
           </w:p>
         </w:tc>
@@ -5779,7 +5779,7 @@
                 <w:sz w:val="20"/>
                 <w:szCs w:val="20"/>
               </w:rPr>
-              <w:t>–</w:t>
+              <w:t xml:space="preserve">${$reportShares.pledgeInfo}</w:t>
             </w:r>
           </w:p>
         </w:tc>
@@ -5808,7 +5808,7 @@
                 <w:sz w:val="20"/>
                 <w:szCs w:val="20"/>
               </w:rPr>
-              <w:t>–</w:t>
+              <w:t xml:space="preserve">${$reportShares.exclusionText}${/report_shares}</w:t>
             </w:r>
           </w:p>
         </w:tc>
@@ -5867,7 +5867,7 @@
                 <w:sz w:val="20"/>
                 <w:szCs w:val="20"/>
               </w:rPr>
-              <w:t>0,00</w:t>
+              <w:t xml:space="preserve">{{ securitiesManagerTotal }}</w:t>
             </w:r>
           </w:p>
         </w:tc>
@@ -5896,7 +5896,7 @@
                 <w:sz w:val="20"/>
                 <w:szCs w:val="20"/>
               </w:rPr>
-              <w:t>0,00</w:t>
+              <w:t xml:space="preserve">{{ securitiesAppraiserTotal }}</w:t>
             </w:r>
           </w:p>
         </w:tc>
@@ -5954,7 +5954,7 @@
                 <w:sz w:val="20"/>
                 <w:szCs w:val="20"/>
               </w:rPr>
-              <w:t>0,00</w:t>
+              <w:t xml:space="preserve">{{ securitiesExcludedTotal }}</w:t>
             </w:r>
           </w:p>
         </w:tc>
@@ -5985,7 +5985,7 @@
                 <w:sz w:val="20"/>
                 <w:szCs w:val="20"/>
               </w:rPr>
-              <w:t>–</w:t>
+              <w:t xml:space="preserve">${report_securities}${$reportSecurities.name}</w:t>
             </w:r>
           </w:p>
         </w:tc>
@@ -6014,7 +6014,7 @@
                 <w:sz w:val="20"/>
                 <w:szCs w:val="20"/>
               </w:rPr>
-              <w:t>–</w:t>
+              <w:t xml:space="preserve">${$reportSecurities.managerValuation}</w:t>
             </w:r>
           </w:p>
         </w:tc>
@@ -6043,7 +6043,7 @@
                 <w:sz w:val="20"/>
                 <w:szCs w:val="20"/>
               </w:rPr>
-              <w:t>–</w:t>
+              <w:t xml:space="preserve">${$reportSecurities.appraiserValuation}</w:t>
             </w:r>
           </w:p>
         </w:tc>
@@ -6072,7 +6072,7 @@
                 <w:sz w:val="20"/>
                 <w:szCs w:val="20"/>
               </w:rPr>
-              <w:t>–</w:t>
+              <w:t xml:space="preserve">${$reportSecurities.pledgeInfo}</w:t>
             </w:r>
           </w:p>
         </w:tc>
@@ -6101,7 +6101,7 @@
                 <w:sz w:val="20"/>
                 <w:szCs w:val="20"/>
               </w:rPr>
-              <w:t>–</w:t>
+              <w:t xml:space="preserve">${$reportSecurities.exclusionText}${/report_securities}</w:t>
             </w:r>
           </w:p>
         </w:tc>
@@ -6160,7 +6160,7 @@
                 <w:sz w:val="20"/>
                 <w:szCs w:val="20"/>
               </w:rPr>
-              <w:t>0,00</w:t>
+              <w:t xml:space="preserve">{{ otherPropertyManagerTotal }}</w:t>
             </w:r>
           </w:p>
         </w:tc>
@@ -6189,7 +6189,7 @@
                 <w:sz w:val="20"/>
                 <w:szCs w:val="20"/>
               </w:rPr>
-              <w:t>0,00</w:t>
+              <w:t xml:space="preserve">{{ otherPropertyAppraiserTotal }}</w:t>
             </w:r>
           </w:p>
         </w:tc>
@@ -6247,7 +6247,7 @@
                 <w:sz w:val="20"/>
                 <w:szCs w:val="20"/>
               </w:rPr>
-              <w:t>0,00</w:t>
+              <w:t xml:space="preserve">{{ otherPropertyExcludedTotal }}</w:t>
             </w:r>
           </w:p>
         </w:tc>
@@ -6278,7 +6278,7 @@
                 <w:sz w:val="20"/>
                 <w:szCs w:val="20"/>
               </w:rPr>
-              <w:t>–</w:t>
+              <w:t xml:space="preserve">${report_others}${$reportOthers.name}</w:t>
             </w:r>
           </w:p>
         </w:tc>
@@ -6307,7 +6307,7 @@
                 <w:sz w:val="20"/>
                 <w:szCs w:val="20"/>
               </w:rPr>
-              <w:t>–</w:t>
+              <w:t xml:space="preserve">${$reportOthers.managerValuation}</w:t>
             </w:r>
           </w:p>
         </w:tc>
@@ -6336,7 +6336,7 @@
                 <w:sz w:val="20"/>
                 <w:szCs w:val="20"/>
               </w:rPr>
-              <w:t>–</w:t>
+              <w:t xml:space="preserve">${$reportOthers.appraiserValuation}</w:t>
             </w:r>
           </w:p>
         </w:tc>
@@ -6365,7 +6365,7 @@
                 <w:sz w:val="20"/>
                 <w:szCs w:val="20"/>
               </w:rPr>
-              <w:t>–</w:t>
+              <w:t xml:space="preserve">${$reportOthers.pledgeInfo}</w:t>
             </w:r>
           </w:p>
         </w:tc>
@@ -6394,7 +6394,7 @@
                 <w:sz w:val="20"/>
                 <w:szCs w:val="20"/>
               </w:rPr>
-              <w:t>–</w:t>
+              <w:t xml:space="preserve">${$reportOthers.exclusionText}${/report_others}</w:t>
             </w:r>
           </w:p>
         </w:tc>
